--- a/docs/lab_report/ERS_Lab3_AutomationTool_Report.docx
+++ b/docs/lab_report/ERS_Lab3_AutomationTool_Report.docx
@@ -29,50 +29,31 @@
             <w:tcW w:w="4675" w:type="dxa"/>
           </w:tcPr>
           <w:p>
-            <w:proofErr w:type="spellStart"/>
-            <w:r>
-              <w:t>Họ</w:t>
-            </w:r>
-            <w:proofErr w:type="spellEnd"/>
-            <w:r>
-              <w:t xml:space="preserve"> </w:t>
-            </w:r>
-            <w:proofErr w:type="spellStart"/>
-            <w:r>
-              <w:t>và</w:t>
-            </w:r>
-            <w:proofErr w:type="spellEnd"/>
-            <w:r>
-              <w:t xml:space="preserve"> </w:t>
-            </w:r>
-            <w:proofErr w:type="spellStart"/>
-            <w:r>
-              <w:t>Tên</w:t>
-            </w:r>
-            <w:proofErr w:type="spellEnd"/>
-            <w:r>
-              <w:t xml:space="preserve">: Trương Thiên </w:t>
-            </w:r>
-            <w:proofErr w:type="spellStart"/>
-            <w:r>
-              <w:t>Phú</w:t>
-            </w:r>
-            <w:proofErr w:type="spellEnd"/>
+            <w:r>
+              <w:t>Họ và Tên: Trương Thiên Phú</w:t>
+            </w:r>
+            <w:r>
+              <w:t>, Mai Xuân Tuấn</w:t>
+            </w:r>
+          </w:p>
+          <w:p>
+            <w:r>
+              <w:t>Nhóm: 11</w:t>
+            </w:r>
           </w:p>
           <w:p>
             <w:r>
               <w:t>MSSV:23521190</w:t>
             </w:r>
             <w:r>
+              <w:t>, 23521</w:t>
+            </w:r>
+            <w:r>
+              <w:t>714</w:t>
+            </w:r>
+            <w:r>
               <w:br/>
-            </w:r>
-            <w:proofErr w:type="spellStart"/>
-            <w:r>
-              <w:t>Lớp</w:t>
-            </w:r>
-            <w:proofErr w:type="spellEnd"/>
-            <w:r>
-              <w:t>: TTNT.2023</w:t>
+              <w:t>Lớp: TTNT.2023</w:t>
             </w:r>
           </w:p>
         </w:tc>
@@ -82,23 +63,7 @@
           </w:tcPr>
           <w:p>
             <w:r>
-              <w:t xml:space="preserve">Trường </w:t>
-            </w:r>
-            <w:proofErr w:type="spellStart"/>
-            <w:r>
-              <w:t>Đại</w:t>
-            </w:r>
-            <w:proofErr w:type="spellEnd"/>
-            <w:r>
-              <w:t xml:space="preserve"> Học Công </w:t>
-            </w:r>
-            <w:proofErr w:type="spellStart"/>
-            <w:r>
-              <w:t>Nghệ</w:t>
-            </w:r>
-            <w:proofErr w:type="spellEnd"/>
-            <w:r>
-              <w:t xml:space="preserve"> Thông Tin – ĐHQG TP.HCM</w:t>
+              <w:t>Trường Đại Học Công Nghệ Thông Tin – ĐHQG TP.HCM</w:t>
             </w:r>
           </w:p>
           <w:p>
@@ -107,21 +72,8 @@
             </w:r>
           </w:p>
           <w:p>
-            <w:proofErr w:type="spellStart"/>
-            <w:r>
-              <w:t>Giảng</w:t>
-            </w:r>
-            <w:proofErr w:type="spellEnd"/>
-            <w:r>
-              <w:t xml:space="preserve"> </w:t>
-            </w:r>
-            <w:proofErr w:type="spellStart"/>
-            <w:r>
-              <w:t>viên</w:t>
-            </w:r>
-            <w:proofErr w:type="spellEnd"/>
-            <w:r>
-              <w:t>: Nguyễn Thị Thanh Trúc</w:t>
+            <w:r>
+              <w:t>Giảng viên: Nguyễn Thị Thanh Trúc</w:t>
             </w:r>
           </w:p>
         </w:tc>
@@ -1250,7 +1202,6 @@
         </w:rPr>
         <w:t xml:space="preserve">Code Terminal: </w:t>
       </w:r>
-      <w:proofErr w:type="spellStart"/>
       <w:r>
         <w:rPr>
           <w:rFonts w:asciiTheme="majorBidi" w:hAnsiTheme="majorBidi" w:cstheme="majorBidi"/>
@@ -1259,18 +1210,7 @@
           <w:color w:val="000000" w:themeColor="text1"/>
           <w:highlight w:val="darkGray"/>
         </w:rPr>
-        <w:t>npx</w:t>
-      </w:r>
-      <w:proofErr w:type="spellEnd"/>
-      <w:r>
-        <w:rPr>
-          <w:rFonts w:asciiTheme="majorBidi" w:hAnsiTheme="majorBidi" w:cstheme="majorBidi"/>
-          <w:i/>
-          <w:iCs/>
-          <w:color w:val="000000" w:themeColor="text1"/>
-          <w:highlight w:val="darkGray"/>
-        </w:rPr>
-        <w:t xml:space="preserve"> playwright test lab2-review.spec.js --config=playwright.lab2.config.js</w:t>
+        <w:t>npx playwright test lab2-review.spec.js --config=playwright.lab2.config.js</w:t>
       </w:r>
     </w:p>
     <w:p>
